--- a/benchmark/outputs/gold/contract_012_C.docx
+++ b/benchmark/outputs/gold/contract_012_C.docx
@@ -17,13 +17,13 @@
         <w:autoSpaceDE w:val="0"/>
         <w:pStyle w:val="Heading1"/>
         <w:widowControl/>
-        <w:spacing w:line="386" w:lineRule="exact" w:before="240" w:after="80"/>
+        <w:spacing w:line="386" w:lineRule="exact" w:before="0" w:after="0"/>
         <w:ind w:left="0" w:right="0" w:firstLine="0"/>
         <w:jc w:val="center"/>
       </w:pPr>
       <w:r>
         <w:rPr>
-          <w:rFonts w:ascii="Helvetica" w:hAnsi="Helvetica" w:eastAsia="Helvetica"/>
+          <w:rFonts w:ascii="Arial" w:hAnsi="Arial" w:eastAsia="Helvetica"/>
           <w:b/>
           <w:i w:val="0"/>
           <w:color w:val="000000"/>
@@ -43,7 +43,7 @@
       </w:pPr>
       <w:r>
         <w:rPr>
-          <w:rFonts w:ascii="Helvetica" w:hAnsi="Helvetica" w:eastAsia="Helvetica"/>
+          <w:rFonts w:ascii="Arial" w:hAnsi="Arial" w:eastAsia="Helvetica"/>
           <w:b w:val="0"/>
           <w:i w:val="0"/>
           <w:color w:val="1E1E23"/>
@@ -63,7 +63,7 @@
       </w:pPr>
       <w:r>
         <w:rPr>
-          <w:rFonts w:ascii="Helvetica" w:hAnsi="Helvetica" w:eastAsia="Helvetica"/>
+          <w:rFonts w:ascii="Arial" w:hAnsi="Arial" w:eastAsia="Helvetica"/>
           <w:b w:val="0"/>
           <w:i w:val="0"/>
           <w:color w:val="1E1E23"/>
@@ -76,7 +76,7 @@
       </w:r>
       <w:r>
         <w:rPr>
-          <w:rFonts w:ascii="Helvetica" w:hAnsi="Helvetica" w:eastAsia="Helvetica"/>
+          <w:rFonts w:ascii="Arial" w:hAnsi="Arial" w:eastAsia="Helvetica"/>
           <w:b w:val="0"/>
           <w:i w:val="0"/>
           <w:color w:val="1E1E23"/>
@@ -96,7 +96,7 @@
       </w:pPr>
       <w:r>
         <w:rPr>
-          <w:rFonts w:ascii="Helvetica" w:hAnsi="Helvetica" w:eastAsia="Helvetica"/>
+          <w:rFonts w:ascii="Arial" w:hAnsi="Arial" w:eastAsia="Helvetica"/>
           <w:b w:val="0"/>
           <w:i w:val="0"/>
           <w:color w:val="1E1E23"/>
@@ -106,7 +106,7 @@
       </w:r>
       <w:r>
         <w:rPr>
-          <w:rFonts w:ascii="Helvetica" w:hAnsi="Helvetica" w:eastAsia="Helvetica"/>
+          <w:rFonts w:ascii="Arial" w:hAnsi="Arial" w:eastAsia="Helvetica"/>
           <w:b w:val="0"/>
           <w:i w:val="0"/>
           <w:color w:val="1E1E23"/>
@@ -116,7 +116,7 @@
       </w:r>
       <w:r>
         <w:rPr>
-          <w:rFonts w:ascii="Helvetica" w:hAnsi="Helvetica" w:eastAsia="Helvetica"/>
+          <w:rFonts w:ascii="Arial" w:hAnsi="Arial" w:eastAsia="Helvetica"/>
           <w:b w:val="0"/>
           <w:i w:val="0"/>
           <w:color w:val="1E1E23"/>
@@ -136,7 +136,7 @@
       </w:pPr>
       <w:r>
         <w:rPr>
-          <w:rFonts w:ascii="Helvetica" w:hAnsi="Helvetica" w:eastAsia="Helvetica"/>
+          <w:rFonts w:ascii="Arial" w:hAnsi="Arial" w:eastAsia="Helvetica"/>
           <w:b w:val="0"/>
           <w:i w:val="0"/>
           <w:color w:val="1E1E23"/>
@@ -146,7 +146,7 @@
       </w:r>
       <w:r>
         <w:rPr>
-          <w:rFonts w:ascii="Helvetica" w:hAnsi="Helvetica" w:eastAsia="Helvetica"/>
+          <w:rFonts w:ascii="Arial" w:hAnsi="Arial" w:eastAsia="Helvetica"/>
           <w:b w:val="0"/>
           <w:i w:val="0"/>
           <w:color w:val="1E1E23"/>
@@ -156,7 +156,7 @@
       </w:r>
       <w:r>
         <w:rPr>
-          <w:rFonts w:ascii="Helvetica" w:hAnsi="Helvetica" w:eastAsia="Helvetica"/>
+          <w:rFonts w:ascii="Arial" w:hAnsi="Arial" w:eastAsia="Helvetica"/>
           <w:b w:val="0"/>
           <w:i w:val="0"/>
           <w:color w:val="1E1E23"/>
@@ -176,7 +176,7 @@
       </w:pPr>
       <w:r>
         <w:rPr>
-          <w:rFonts w:ascii="Helvetica" w:hAnsi="Helvetica" w:eastAsia="Helvetica"/>
+          <w:rFonts w:ascii="Arial" w:hAnsi="Arial" w:eastAsia="Helvetica"/>
           <w:b w:val="0"/>
           <w:i w:val="0"/>
           <w:color w:val="1E1E23"/>
@@ -186,7 +186,7 @@
       </w:r>
       <w:r>
         <w:rPr>
-          <w:rFonts w:ascii="Helvetica" w:hAnsi="Helvetica" w:eastAsia="Helvetica"/>
+          <w:rFonts w:ascii="Arial" w:hAnsi="Arial" w:eastAsia="Helvetica"/>
           <w:b w:val="0"/>
           <w:i w:val="0"/>
           <w:color w:val="1E1E23"/>
@@ -196,7 +196,7 @@
       </w:r>
       <w:r>
         <w:rPr>
-          <w:rFonts w:ascii="Helvetica" w:hAnsi="Helvetica" w:eastAsia="Helvetica"/>
+          <w:rFonts w:ascii="Arial" w:hAnsi="Arial" w:eastAsia="Helvetica"/>
           <w:b w:val="0"/>
           <w:i w:val="0"/>
           <w:color w:val="1E1E23"/>
@@ -216,7 +216,7 @@
       </w:pPr>
       <w:r>
         <w:rPr>
-          <w:rFonts w:ascii="Helvetica" w:hAnsi="Helvetica" w:eastAsia="Helvetica"/>
+          <w:rFonts w:ascii="Arial" w:hAnsi="Arial" w:eastAsia="Helvetica"/>
           <w:b w:val="0"/>
           <w:i w:val="0"/>
           <w:color w:val="1E1E23"/>
@@ -226,7 +226,7 @@
       </w:r>
       <w:r>
         <w:rPr>
-          <w:rFonts w:ascii="Helvetica" w:hAnsi="Helvetica" w:eastAsia="Helvetica"/>
+          <w:rFonts w:ascii="Arial" w:hAnsi="Arial" w:eastAsia="Helvetica"/>
           <w:b w:val="0"/>
           <w:i w:val="0"/>
           <w:color w:val="1E1E23"/>
@@ -236,7 +236,7 @@
       </w:r>
       <w:r>
         <w:rPr>
-          <w:rFonts w:ascii="Helvetica" w:hAnsi="Helvetica" w:eastAsia="Helvetica"/>
+          <w:rFonts w:ascii="Arial" w:hAnsi="Arial" w:eastAsia="Helvetica"/>
           <w:b w:val="0"/>
           <w:i w:val="0"/>
           <w:color w:val="1E1E23"/>
@@ -256,7 +256,7 @@
       </w:pPr>
       <w:r>
         <w:rPr>
-          <w:rFonts w:ascii="Helvetica" w:hAnsi="Helvetica" w:eastAsia="Helvetica"/>
+          <w:rFonts w:ascii="Arial" w:hAnsi="Arial" w:eastAsia="Helvetica"/>
           <w:b w:val="0"/>
           <w:i w:val="0"/>
           <w:color w:val="1E1E23"/>
@@ -266,7 +266,7 @@
       </w:r>
       <w:r>
         <w:rPr>
-          <w:rFonts w:ascii="Helvetica" w:hAnsi="Helvetica" w:eastAsia="Helvetica"/>
+          <w:rFonts w:ascii="Arial" w:hAnsi="Arial" w:eastAsia="Helvetica"/>
           <w:b w:val="0"/>
           <w:i w:val="0"/>
           <w:color w:val="1E1E23"/>
@@ -276,7 +276,7 @@
       </w:r>
       <w:r>
         <w:rPr>
-          <w:rFonts w:ascii="Helvetica" w:hAnsi="Helvetica" w:eastAsia="Helvetica"/>
+          <w:rFonts w:ascii="Arial" w:hAnsi="Arial" w:eastAsia="Helvetica"/>
           <w:b w:val="0"/>
           <w:i w:val="0"/>
           <w:color w:val="1E1E23"/>
@@ -296,7 +296,7 @@
       </w:pPr>
       <w:r>
         <w:rPr>
-          <w:rFonts w:ascii="Helvetica" w:hAnsi="Helvetica" w:eastAsia="Helvetica"/>
+          <w:rFonts w:ascii="Arial" w:hAnsi="Arial" w:eastAsia="Helvetica"/>
           <w:b w:val="0"/>
           <w:i w:val="0"/>
           <w:color w:val="1E1E23"/>
@@ -306,7 +306,7 @@
       </w:r>
       <w:r>
         <w:rPr>
-          <w:rFonts w:ascii="Helvetica" w:hAnsi="Helvetica" w:eastAsia="Helvetica"/>
+          <w:rFonts w:ascii="Arial" w:hAnsi="Arial" w:eastAsia="Helvetica"/>
           <w:b w:val="0"/>
           <w:i w:val="0"/>
           <w:color w:val="1E1E23"/>
@@ -316,7 +316,7 @@
       </w:r>
       <w:r>
         <w:rPr>
-          <w:rFonts w:ascii="Helvetica" w:hAnsi="Helvetica" w:eastAsia="Helvetica"/>
+          <w:rFonts w:ascii="Arial" w:hAnsi="Arial" w:eastAsia="Helvetica"/>
           <w:b w:val="0"/>
           <w:i w:val="0"/>
           <w:color w:val="1E1E23"/>
@@ -336,7 +336,7 @@
       </w:pPr>
       <w:r>
         <w:rPr>
-          <w:rFonts w:ascii="Helvetica" w:hAnsi="Helvetica" w:eastAsia="Helvetica"/>
+          <w:rFonts w:ascii="Arial" w:hAnsi="Arial" w:eastAsia="Helvetica"/>
           <w:b w:val="0"/>
           <w:i w:val="0"/>
           <w:color w:val="1E1E23"/>
@@ -346,7 +346,7 @@
       </w:r>
       <w:r>
         <w:rPr>
-          <w:rFonts w:ascii="Helvetica" w:hAnsi="Helvetica" w:eastAsia="Helvetica"/>
+          <w:rFonts w:ascii="Arial" w:hAnsi="Arial" w:eastAsia="Helvetica"/>
           <w:b w:val="0"/>
           <w:i w:val="0"/>
           <w:color w:val="1E1E23"/>
@@ -356,7 +356,7 @@
       </w:r>
       <w:r>
         <w:rPr>
-          <w:rFonts w:ascii="Helvetica" w:hAnsi="Helvetica" w:eastAsia="Helvetica"/>
+          <w:rFonts w:ascii="Arial" w:hAnsi="Arial" w:eastAsia="Helvetica"/>
           <w:b w:val="0"/>
           <w:i w:val="0"/>
           <w:color w:val="1E1E23"/>
@@ -376,7 +376,7 @@
       </w:pPr>
       <w:r>
         <w:rPr>
-          <w:rFonts w:ascii="Helvetica" w:hAnsi="Helvetica" w:eastAsia="Helvetica"/>
+          <w:rFonts w:ascii="Arial" w:hAnsi="Arial" w:eastAsia="Helvetica"/>
           <w:b w:val="0"/>
           <w:i/>
           <w:color w:val="1E1E23"/>
@@ -406,7 +406,7 @@
       </w:pPr>
       <w:r>
         <w:rPr>
-          <w:rFonts w:ascii="Helvetica" w:hAnsi="Helvetica" w:eastAsia="Helvetica"/>
+          <w:rFonts w:ascii="Arial" w:hAnsi="Arial" w:eastAsia="Helvetica"/>
           <w:b w:val="0"/>
           <w:i w:val="0"/>
           <w:color w:val="72727A"/>
@@ -440,7 +440,7 @@
       </w:pPr>
       <w:r>
         <w:rPr>
-          <w:rFonts w:ascii="Helvetica" w:hAnsi="Helvetica" w:eastAsia="Helvetica"/>
+          <w:rFonts w:ascii="Arial" w:hAnsi="Arial" w:eastAsia="Helvetica"/>
           <w:b w:val="0"/>
           <w:i w:val="0"/>
           <w:color w:val="72727A"/>
